--- a/luaran/templates/Template Kinetik Mendeley.docx
+++ b/luaran/templates/Template Kinetik Mendeley.docx
@@ -862,7 +862,7 @@
                 <w:sz w:val="16"/>
                 <w:szCs w:val="16"/>
               </w:rPr>
-              <w:t>). d</w:t>
+              <w:t xml:space="preserve">). </w:t>
             </w:r>
             <w:proofErr w:type="spellStart"/>
             <w:r>
@@ -872,7 +872,7 @@
                 <w:sz w:val="16"/>
                 <w:szCs w:val="16"/>
               </w:rPr>
-              <w:t>oi:</w:t>
+              <w:t>doi:</w:t>
             </w:r>
             <w:hyperlink r:id="rId10" w:history="1">
               <w:r>
@@ -1112,7 +1112,50 @@
         <w:pStyle w:val="Bodykinetik"/>
       </w:pPr>
       <w:r>
-        <w:t xml:space="preserve">Global malaria burden remains substantial with WHO documenting over 200 million annual infections and approximately 600,000 fatalities, concentrated primarily in sub-Saharan Africa and Southeast Asian populations [1][2]. Five Plasmodium species (P. falciparum, P. vivax, P. </w:t>
+        <w:t xml:space="preserve">Global malaria burden remains substantial with WHO documenting over 200 million annual infections and approximately 600,000 fatalities, concentrated primarily in sub-Saharan Africa and Southeast Asian populations </w:t>
+      </w:r>
+      <w:sdt>
+        <w:sdtPr>
+          <w:rPr>
+            <w:color w:val="000000"/>
+          </w:rPr>
+          <w:tag w:val="MENDELEY_CITATION_v3_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"/>
+          <w:id w:val="1901635568"/>
+          <w:placeholder>
+            <w:docPart w:val="DefaultPlaceholder_-1854013440"/>
+          </w:placeholder>
+        </w:sdtPr>
+        <w:sdtContent>
+          <w:r>
+            <w:rPr>
+              <w:color w:val="000000"/>
+            </w:rPr>
+            <w:t>[1]</w:t>
+          </w:r>
+        </w:sdtContent>
+      </w:sdt>
+      <w:sdt>
+        <w:sdtPr>
+          <w:rPr>
+            <w:color w:val="000000"/>
+          </w:rPr>
+          <w:tag w:val="MENDELEY_CITATION_v3_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"/>
+          <w:id w:val="-1613884465"/>
+          <w:placeholder>
+            <w:docPart w:val="DefaultPlaceholder_-1854013440"/>
+          </w:placeholder>
+        </w:sdtPr>
+        <w:sdtContent>
+          <w:r>
+            <w:rPr>
+              <w:color w:val="000000"/>
+            </w:rPr>
+            <w:t>[2]</w:t>
+          </w:r>
+        </w:sdtContent>
+      </w:sdt>
+      <w:r>
+        <w:t xml:space="preserve">. Five Plasmodium species (P. falciparum, P. vivax, P. </w:t>
       </w:r>
       <w:proofErr w:type="spellStart"/>
       <w:r>
@@ -1136,7 +1179,30 @@
       </w:r>
       <w:proofErr w:type="spellEnd"/>
       <w:r>
-        <w:t>) infect humans through Anopheles mosquito transmission [3]. Precise species identification proves critical because therapeutic protocols vary significantly across species, as do severity levels and antimicrobial resistance patterns [4].</w:t>
+        <w:t xml:space="preserve">) infect humans through Anopheles mosquito transmission </w:t>
+      </w:r>
+      <w:sdt>
+        <w:sdtPr>
+          <w:rPr>
+            <w:color w:val="000000"/>
+          </w:rPr>
+          <w:tag w:val="MENDELEY_CITATION_v3_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"/>
+          <w:id w:val="-780111170"/>
+          <w:placeholder>
+            <w:docPart w:val="DefaultPlaceholder_-1854013440"/>
+          </w:placeholder>
+        </w:sdtPr>
+        <w:sdtContent>
+          <w:r>
+            <w:rPr>
+              <w:color w:val="000000"/>
+            </w:rPr>
+            <w:t>[3]</w:t>
+          </w:r>
+        </w:sdtContent>
+      </w:sdt>
+      <w:r>
+        <w:t>. Precise species identification proves critical because therapeutic protocols vary significantly across species, as do severity levels and antimicrobial resistance patterns [4].</w:t>
       </w:r>
     </w:p>
     <w:p>
@@ -1202,7 +1268,13 @@
         <w:pStyle w:val="Bodykinetik"/>
       </w:pPr>
       <w:r>
-        <w:t xml:space="preserve">Four primary contributions emerge. First, shared classification architecture (Option A) decouples detection from classification training, enabling efficient cross-detector model reuse. Second, comprehensive tri-dataset validation demonstrates robust generalization across species and lifecycle recognition tasks. Third, empirical evidence reveals smaller </w:t>
+        <w:t xml:space="preserve">Four primary contributions emerge. First, shared classification architecture (Option A) decouples detection from classification training, enabling efficient cross-detector model reuse. Second, comprehensive </w:t>
+      </w:r>
+      <w:r>
+        <w:t xml:space="preserve">four </w:t>
+      </w:r>
+      <w:r>
+        <w:t xml:space="preserve">dataset validation demonstrates robust generalization across species and lifecycle recognition tasks. Third, empirical evidence reveals smaller </w:t>
       </w:r>
       <w:proofErr w:type="spellStart"/>
       <w:r>
@@ -13156,6 +13228,7 @@
       <w:pPr>
         <w:pStyle w:val="Subtitle1kinetik"/>
         <w:rPr>
+          <w:rStyle w:val="apple-style-span"/>
           <w:lang w:val="id-ID"/>
         </w:rPr>
       </w:pPr>
@@ -13188,6 +13261,116 @@
         <w:t>s</w:t>
       </w:r>
     </w:p>
+    <w:sdt>
+      <w:sdtPr>
+        <w:rPr>
+          <w:color w:val="000000"/>
+          <w:lang w:val="id-ID"/>
+        </w:rPr>
+        <w:tag w:val="MENDELEY_BIBLIOGRAPHY"/>
+        <w:id w:val="339054790"/>
+        <w:placeholder>
+          <w:docPart w:val="DefaultPlaceholder_-1854013440"/>
+        </w:placeholder>
+      </w:sdtPr>
+      <w:sdtEndPr>
+        <w:rPr>
+          <w:rFonts w:ascii="Arial" w:hAnsi="Arial" w:cs="Arial"/>
+          <w:bCs/>
+        </w:rPr>
+      </w:sdtEndPr>
+      <w:sdtContent>
+        <w:p>
+          <w:pPr>
+            <w:autoSpaceDE w:val="0"/>
+            <w:autoSpaceDN w:val="0"/>
+            <w:ind w:hanging="640"/>
+            <w:divId w:val="548149705"/>
+            <w:rPr>
+              <w:sz w:val="24"/>
+              <w:szCs w:val="24"/>
+            </w:rPr>
+          </w:pPr>
+          <w:r>
+            <w:t>[1]</w:t>
+          </w:r>
+          <w:r>
+            <w:tab/>
+            <w:t xml:space="preserve">W. H. Organization, </w:t>
+          </w:r>
+          <w:r>
+            <w:rPr>
+              <w:i/>
+              <w:iCs/>
+            </w:rPr>
+            <w:t>World malaria report 2024: addressing inequity in the global malaria response</w:t>
+          </w:r>
+          <w:r>
+            <w:t>. Geneva: World Health Organization, 2024. [Online]. Available: https://iris.who.int/handle/10665/379751</w:t>
+          </w:r>
+        </w:p>
+        <w:p>
+          <w:pPr>
+            <w:autoSpaceDE w:val="0"/>
+            <w:autoSpaceDN w:val="0"/>
+            <w:ind w:hanging="640"/>
+            <w:divId w:val="77287329"/>
+          </w:pPr>
+          <w:r>
+            <w:lastRenderedPageBreak/>
+            <w:t>[2]</w:t>
+          </w:r>
+          <w:r>
+            <w:tab/>
+            <w:t>World Health Organization, “Global technical strategy for malaria 2016–2030, 2021 update,” 2021. Accessed: May 23, 2025. [Online]. Available: https://www.who.int/publications/i/item/9789240031357</w:t>
+          </w:r>
+        </w:p>
+        <w:p>
+          <w:pPr>
+            <w:autoSpaceDE w:val="0"/>
+            <w:autoSpaceDN w:val="0"/>
+            <w:ind w:hanging="640"/>
+            <w:divId w:val="675109398"/>
+          </w:pPr>
+          <w:r>
+            <w:t>[3]</w:t>
+          </w:r>
+          <w:r>
+            <w:tab/>
+            <w:t xml:space="preserve">H. Sutanto, “Combating Malaria with Vaccines: Insights from the One Health Framework,” Sep. 01, 2024, </w:t>
+          </w:r>
+          <w:r>
+            <w:rPr>
+              <w:i/>
+              <w:iCs/>
+            </w:rPr>
+            <w:t>Multidisciplinary Digital Publishing Institute (MDPI)</w:t>
+          </w:r>
+          <w:r>
+            <w:t xml:space="preserve">. </w:t>
+          </w:r>
+          <w:proofErr w:type="spellStart"/>
+          <w:r>
+            <w:t>doi</w:t>
+          </w:r>
+          <w:proofErr w:type="spellEnd"/>
+          <w:r>
+            <w:t>: 10.3390/amh69030015.</w:t>
+          </w:r>
+        </w:p>
+        <w:p>
+          <w:pPr>
+            <w:pStyle w:val="Subtitle1kinetik"/>
+            <w:rPr>
+              <w:lang w:val="id-ID"/>
+            </w:rPr>
+          </w:pPr>
+          <w:r>
+            <w:t> </w:t>
+          </w:r>
+        </w:p>
+      </w:sdtContent>
+    </w:sdt>
     <w:p>
       <w:pPr>
         <w:pStyle w:val="Referenceskinetik"/>
@@ -13255,7 +13438,6 @@
         <w:ind w:left="426" w:hanging="426"/>
       </w:pPr>
       <w:r>
-        <w:lastRenderedPageBreak/>
         <w:t xml:space="preserve">S. Rajaraman, S. K. Jaeger, and S. Antani, "Performance evaluation of deep neural ensembles toward malaria parasite detection in thin-blood smear images," </w:t>
       </w:r>
       <w:proofErr w:type="spellStart"/>
@@ -14218,6 +14400,7 @@
         <w:ind w:left="426" w:hanging="426"/>
       </w:pPr>
       <w:r>
+        <w:lastRenderedPageBreak/>
         <w:t xml:space="preserve">E. Faust and D. T. </w:t>
       </w:r>
       <w:proofErr w:type="spellStart"/>
@@ -14377,7 +14560,6 @@
       </w:r>
       <w:proofErr w:type="spellStart"/>
       <w:r>
-        <w:lastRenderedPageBreak/>
         <w:t>Comput</w:t>
       </w:r>
       <w:proofErr w:type="spellEnd"/>
@@ -21880,6 +22062,7 @@
   <w:style w:type="character" w:default="1" w:styleId="DefaultParagraphFont">
     <w:name w:val="Default Paragraph Font"/>
     <w:uiPriority w:val="1"/>
+    <w:semiHidden/>
     <w:unhideWhenUsed/>
   </w:style>
   <w:style w:type="table" w:default="1" w:styleId="TableNormal">
@@ -24847,6 +25030,718 @@
 </w:styles>
 </file>
 
+<file path=word/glossary/document.xml><?xml version="1.0" encoding="utf-8"?>
+<w:glossaryDocument xmlns:wpc="http://schemas.microsoft.com/office/word/2010/wordprocessingCanvas" xmlns:cx="http://schemas.microsoft.com/office/drawing/2014/chartex" xmlns:cx1="http://schemas.microsoft.com/office/drawing/2015/9/8/chartex" xmlns:cx2="http://schemas.microsoft.com/office/drawing/2015/10/21/chartex" xmlns:cx3="http://schemas.microsoft.com/office/drawing/2016/5/9/chartex" xmlns:cx4="http://schemas.microsoft.com/office/drawing/2016/5/10/chartex" xmlns:cx5="http://schemas.microsoft.com/office/drawing/2016/5/11/chartex" xmlns:cx6="http://schemas.microsoft.com/office/drawing/2016/5/12/chartex" xmlns:cx7="http://schemas.microsoft.com/office/drawing/2016/5/13/chartex" xmlns:cx8="http://schemas.microsoft.com/office/drawing/2016/5/14/chartex" xmlns:mc="http://schemas.openxmlformats.org/markup-compatibility/2006" xmlns:aink="http://schemas.microsoft.com/office/drawing/2016/ink" xmlns:am3d="http://schemas.microsoft.com/office/drawing/2017/model3d" xmlns:o="urn:schemas-microsoft-com:office:office" xmlns:oel="http://schemas.microsoft.com/office/2019/extlst" xmlns:r="http://schemas.openxmlformats.org/officeDocument/2006/relationships" xmlns:m="http://schemas.openxmlformats.org/officeDocument/2006/math" xmlns:v="urn:schemas-microsoft-com:vml" xmlns:wp14="http://schemas.microsoft.com/office/word/2010/wordprocessingDrawing" xmlns:wp="http://schemas.openxmlformats.org/drawingml/2006/wordprocessingDrawing" xmlns:w10="urn:schemas-microsoft-com:office:word" xmlns:w="http://schemas.openxmlformats.org/wordprocessingml/2006/main" xmlns:w14="http://schemas.microsoft.com/office/word/2010/wordml" xmlns:w15="http://schemas.microsoft.com/office/word/2012/wordml" xmlns:w16cex="http://schemas.microsoft.com/office/word/2018/wordml/cex" xmlns:w16cid="http://schemas.microsoft.com/office/word/2016/wordml/cid" xmlns:w16="http://schemas.microsoft.com/office/word/2018/wordml" xmlns:w16sdtdh="http://schemas.microsoft.com/office/word/2020/wordml/sdtdatahash" xmlns:w16se="http://schemas.microsoft.com/office/word/2015/wordml/symex" xmlns:wpg="http://schemas.microsoft.com/office/word/2010/wordprocessingGroup" xmlns:wpi="http://schemas.microsoft.com/office/word/2010/wordprocessingInk" xmlns:wne="http://schemas.microsoft.com/office/word/2006/wordml" xmlns:wps="http://schemas.microsoft.com/office/word/2010/wordprocessingShape" mc:Ignorable="w14 w15 w16se w16cid w16 w16cex w16sdtdh wp14">
+  <w:docParts>
+    <w:docPart>
+      <w:docPartPr>
+        <w:name w:val="DefaultPlaceholder_-1854013440"/>
+        <w:category>
+          <w:name w:val="General"/>
+          <w:gallery w:val="placeholder"/>
+        </w:category>
+        <w:types>
+          <w:type w:val="bbPlcHdr"/>
+        </w:types>
+        <w:behaviors>
+          <w:behavior w:val="content"/>
+        </w:behaviors>
+        <w:guid w:val="{178CACEB-78AD-49FB-95C9-487BA15C0E65}"/>
+      </w:docPartPr>
+      <w:docPartBody>
+        <w:p>
+          <w:r>
+            <w:rPr>
+              <w:rStyle w:val="PlaceholderText"/>
+            </w:rPr>
+            <w:t>Click or tap here to enter text.</w:t>
+          </w:r>
+        </w:p>
+      </w:docPartBody>
+    </w:docPart>
+  </w:docParts>
+</w:glossaryDocument>
+</file>
+
+<file path=word/glossary/fontTable.xml><?xml version="1.0" encoding="utf-8"?>
+<w:fonts xmlns:mc="http://schemas.openxmlformats.org/markup-compatibility/2006" xmlns:r="http://schemas.openxmlformats.org/officeDocument/2006/relationships" xmlns:w="http://schemas.openxmlformats.org/wordprocessingml/2006/main" xmlns:w14="http://schemas.microsoft.com/office/word/2010/wordml" xmlns:w15="http://schemas.microsoft.com/office/word/2012/wordml" xmlns:w16cex="http://schemas.microsoft.com/office/word/2018/wordml/cex" xmlns:w16cid="http://schemas.microsoft.com/office/word/2016/wordml/cid" xmlns:w16="http://schemas.microsoft.com/office/word/2018/wordml" xmlns:w16sdtdh="http://schemas.microsoft.com/office/word/2020/wordml/sdtdatahash" xmlns:w16se="http://schemas.microsoft.com/office/word/2015/wordml/symex" mc:Ignorable="w14 w15 w16se w16cid w16 w16cex w16sdtdh">
+  <w:font w:name="Times New Roman">
+    <w:panose1 w:val="02020603050405020304"/>
+    <w:charset w:val="00"/>
+    <w:family w:val="roman"/>
+    <w:pitch w:val="variable"/>
+    <w:sig w:usb0="E0002EFF" w:usb1="C000785B" w:usb2="00000009" w:usb3="00000000" w:csb0="000001FF" w:csb1="00000000"/>
+  </w:font>
+  <w:font w:name="Calibri">
+    <w:panose1 w:val="020F0502020204030204"/>
+    <w:charset w:val="00"/>
+    <w:family w:val="swiss"/>
+    <w:pitch w:val="variable"/>
+    <w:sig w:usb0="E4002EFF" w:usb1="C200247B" w:usb2="00000009" w:usb3="00000000" w:csb0="000001FF" w:csb1="00000000"/>
+  </w:font>
+  <w:font w:name="Symbol">
+    <w:panose1 w:val="05050102010706020507"/>
+    <w:charset w:val="02"/>
+    <w:family w:val="roman"/>
+    <w:pitch w:val="variable"/>
+    <w:sig w:usb0="00000000" w:usb1="10000000" w:usb2="00000000" w:usb3="00000000" w:csb0="80000000" w:csb1="00000000"/>
+  </w:font>
+  <w:font w:name="Courier New">
+    <w:panose1 w:val="02070309020205020404"/>
+    <w:charset w:val="00"/>
+    <w:family w:val="modern"/>
+    <w:pitch w:val="fixed"/>
+    <w:sig w:usb0="E0002EFF" w:usb1="C0007843" w:usb2="00000009" w:usb3="00000000" w:csb0="000001FF" w:csb1="00000000"/>
+  </w:font>
+  <w:font w:name="Wingdings">
+    <w:panose1 w:val="05000000000000000000"/>
+    <w:charset w:val="02"/>
+    <w:family w:val="auto"/>
+    <w:pitch w:val="variable"/>
+    <w:sig w:usb0="00000000" w:usb1="10000000" w:usb2="00000000" w:usb3="00000000" w:csb0="80000000" w:csb1="00000000"/>
+  </w:font>
+  <w:font w:name="Arial">
+    <w:panose1 w:val="020B0604020202020204"/>
+    <w:charset w:val="00"/>
+    <w:family w:val="swiss"/>
+    <w:pitch w:val="variable"/>
+    <w:sig w:usb0="E0002EFF" w:usb1="C000785B" w:usb2="00000009" w:usb3="00000000" w:csb0="000001FF" w:csb1="00000000"/>
+  </w:font>
+  <w:font w:name="Arial Unicode MS">
+    <w:panose1 w:val="020B0604020202020204"/>
+    <w:charset w:val="80"/>
+    <w:family w:val="swiss"/>
+    <w:pitch w:val="variable"/>
+    <w:sig w:usb0="F7FFAFFF" w:usb1="E9DFFFFF" w:usb2="0000003F" w:usb3="00000000" w:csb0="003F01FF" w:csb1="00000000"/>
+  </w:font>
+  <w:font w:name="BatangChe">
+    <w:altName w:val="Malgun Gothic"/>
+    <w:charset w:val="81"/>
+    <w:family w:val="modern"/>
+    <w:pitch w:val="fixed"/>
+    <w:sig w:usb0="B00002AF" w:usb1="69D77CFB" w:usb2="00000030" w:usb3="00000000" w:csb0="0008009F" w:csb1="00000000"/>
+  </w:font>
+  <w:font w:name="MS Mincho">
+    <w:altName w:val="ＭＳ 明朝"/>
+    <w:panose1 w:val="02020609040205080304"/>
+    <w:charset w:val="80"/>
+    <w:family w:val="modern"/>
+    <w:pitch w:val="fixed"/>
+    <w:sig w:usb0="E00002FF" w:usb1="6AC7FDFB" w:usb2="08000012" w:usb3="00000000" w:csb0="0002009F" w:csb1="00000000"/>
+  </w:font>
+  <w:font w:name="SimSun">
+    <w:altName w:val="宋体"/>
+    <w:panose1 w:val="02010600030101010101"/>
+    <w:charset w:val="86"/>
+    <w:family w:val="auto"/>
+    <w:pitch w:val="variable"/>
+    <w:sig w:usb0="00000203" w:usb1="288F0000" w:usb2="00000016" w:usb3="00000000" w:csb0="00040001" w:csb1="00000000"/>
+  </w:font>
+  <w:font w:name="Batang">
+    <w:altName w:val="바탕"/>
+    <w:panose1 w:val="02030600000101010101"/>
+    <w:charset w:val="81"/>
+    <w:family w:val="roman"/>
+    <w:pitch w:val="variable"/>
+    <w:sig w:usb0="B00002AF" w:usb1="69D77CFB" w:usb2="00000030" w:usb3="00000000" w:csb0="0008009F" w:csb1="00000000"/>
+  </w:font>
+  <w:font w:name="Angsana New">
+    <w:panose1 w:val="02020603050405020304"/>
+    <w:charset w:val="DE"/>
+    <w:family w:val="roman"/>
+    <w:pitch w:val="variable"/>
+    <w:sig w:usb0="81000003" w:usb1="00000000" w:usb2="00000000" w:usb3="00000000" w:csb0="00010001" w:csb1="00000000"/>
+  </w:font>
+  <w:font w:name="Traditional Arabic">
+    <w:altName w:val="Times New Roman"/>
+    <w:charset w:val="B2"/>
+    <w:family w:val="roman"/>
+    <w:pitch w:val="variable"/>
+    <w:sig w:usb0="00002003" w:usb1="80000000" w:usb2="00000008" w:usb3="00000000" w:csb0="00000041" w:csb1="00000000"/>
+  </w:font>
+  <w:font w:name="Tahoma">
+    <w:panose1 w:val="020B0604030504040204"/>
+    <w:charset w:val="00"/>
+    <w:family w:val="swiss"/>
+    <w:pitch w:val="variable"/>
+    <w:sig w:usb0="E1002EFF" w:usb1="C000605B" w:usb2="00000029" w:usb3="00000000" w:csb0="000101FF" w:csb1="00000000"/>
+  </w:font>
+  <w:font w:name="Palatino">
+    <w:altName w:val="Palatino Linotype"/>
+    <w:panose1 w:val="00000000000000000000"/>
+    <w:charset w:val="4D"/>
+    <w:family w:val="auto"/>
+    <w:notTrueType/>
+    <w:pitch w:val="variable"/>
+    <w:sig w:usb0="A00002FF" w:usb1="7800205A" w:usb2="14600000" w:usb3="00000000" w:csb0="00000193" w:csb1="00000000"/>
+  </w:font>
+  <w:font w:name="Consolas">
+    <w:panose1 w:val="020B0609020204030204"/>
+    <w:charset w:val="00"/>
+    <w:family w:val="modern"/>
+    <w:pitch w:val="fixed"/>
+    <w:sig w:usb0="E00006FF" w:usb1="0000FCFF" w:usb2="00000001" w:usb3="00000000" w:csb0="0000019F" w:csb1="00000000"/>
+  </w:font>
+  <w:font w:name="Liberation Serif">
+    <w:altName w:val="Times New Roman"/>
+    <w:panose1 w:val="02020603050405020304"/>
+    <w:charset w:val="01"/>
+    <w:family w:val="roman"/>
+    <w:pitch w:val="variable"/>
+    <w:sig w:usb0="E0000AFF" w:usb1="500078FF" w:usb2="00000021" w:usb3="00000000" w:csb0="000001BF" w:csb1="00000000"/>
+  </w:font>
+  <w:font w:name="Noto Sans CJK SC Regular">
+    <w:altName w:val="Times New Roman"/>
+    <w:panose1 w:val="00000000000000000000"/>
+    <w:charset w:val="00"/>
+    <w:family w:val="roman"/>
+    <w:notTrueType/>
+    <w:pitch w:val="default"/>
+  </w:font>
+  <w:font w:name="FreeSans">
+    <w:altName w:val="Times New Roman"/>
+    <w:panose1 w:val="00000000000000000000"/>
+    <w:charset w:val="00"/>
+    <w:family w:val="roman"/>
+    <w:notTrueType/>
+    <w:pitch w:val="default"/>
+  </w:font>
+  <w:font w:name="Calibri Light">
+    <w:panose1 w:val="020F0302020204030204"/>
+    <w:charset w:val="00"/>
+    <w:family w:val="swiss"/>
+    <w:pitch w:val="variable"/>
+    <w:sig w:usb0="E4002EFF" w:usb1="C200247B" w:usb2="00000009" w:usb3="00000000" w:csb0="000001FF" w:csb1="00000000"/>
+  </w:font>
+  <w:font w:name="PMingLiU">
+    <w:altName w:val="新細明體"/>
+    <w:panose1 w:val="02010601000101010101"/>
+    <w:charset w:val="88"/>
+    <w:family w:val="roman"/>
+    <w:pitch w:val="variable"/>
+    <w:sig w:usb0="A00002FF" w:usb1="28CFFCFA" w:usb2="00000016" w:usb3="00000000" w:csb0="00100001" w:csb1="00000000"/>
+  </w:font>
+  <w:font w:name="WenQuanYi Micro Hei">
+    <w:charset w:val="00"/>
+    <w:family w:val="auto"/>
+    <w:pitch w:val="variable"/>
+  </w:font>
+  <w:font w:name="Lohit Hindi">
+    <w:altName w:val="Times New Roman"/>
+    <w:charset w:val="00"/>
+    <w:family w:val="auto"/>
+    <w:pitch w:val="default"/>
+  </w:font>
+  <w:font w:name="Helvetica">
+    <w:panose1 w:val="020B0604020202020204"/>
+    <w:charset w:val="00"/>
+    <w:family w:val="swiss"/>
+    <w:pitch w:val="variable"/>
+    <w:sig w:usb0="E0002EFF" w:usb1="C000785B" w:usb2="00000009" w:usb3="00000000" w:csb0="000001FF" w:csb1="00000000"/>
+  </w:font>
+  <w:font w:name="Aptos">
+    <w:charset w:val="00"/>
+    <w:family w:val="swiss"/>
+    <w:pitch w:val="variable"/>
+    <w:sig w:usb0="20000287" w:usb1="00000003" w:usb2="00000000" w:usb3="00000000" w:csb0="0000019F" w:csb1="00000000"/>
+  </w:font>
+  <w:font w:name="Aptos Display">
+    <w:charset w:val="00"/>
+    <w:family w:val="swiss"/>
+    <w:pitch w:val="variable"/>
+    <w:sig w:usb0="20000287" w:usb1="00000003" w:usb2="00000000" w:usb3="00000000" w:csb0="0000019F" w:csb1="00000000"/>
+  </w:font>
+</w:fonts>
+</file>
+
+<file path=word/glossary/settings.xml><?xml version="1.0" encoding="utf-8"?>
+<w:settings xmlns:mc="http://schemas.openxmlformats.org/markup-compatibility/2006" xmlns:o="urn:schemas-microsoft-com:office:office" xmlns:r="http://schemas.openxmlformats.org/officeDocument/2006/relationships" xmlns:m="http://schemas.openxmlformats.org/officeDocument/2006/math" xmlns:v="urn:schemas-microsoft-com:vml" xmlns:w10="urn:schemas-microsoft-com:office:word" xmlns:w="http://schemas.openxmlformats.org/wordprocessingml/2006/main" xmlns:w14="http://schemas.microsoft.com/office/word/2010/wordml" xmlns:w15="http://schemas.microsoft.com/office/word/2012/wordml" xmlns:w16cex="http://schemas.microsoft.com/office/word/2018/wordml/cex" xmlns:w16cid="http://schemas.microsoft.com/office/word/2016/wordml/cid" xmlns:w16="http://schemas.microsoft.com/office/word/2018/wordml" xmlns:w16sdtdh="http://schemas.microsoft.com/office/word/2020/wordml/sdtdatahash" xmlns:w16se="http://schemas.microsoft.com/office/word/2015/wordml/symex" xmlns:sl="http://schemas.openxmlformats.org/schemaLibrary/2006/main" mc:Ignorable="w14 w15 w16se w16cid w16 w16cex w16sdtdh">
+  <w:view w:val="normal"/>
+  <w:defaultTabStop w:val="720"/>
+  <w:characterSpacingControl w:val="doNotCompress"/>
+  <w:compat>
+    <w:useFELayout/>
+    <w:compatSetting w:name="compatibilityMode" w:uri="http://schemas.microsoft.com/office/word" w:val="15"/>
+    <w:compatSetting w:name="overrideTableStyleFontSizeAndJustification" w:uri="http://schemas.microsoft.com/office/word" w:val="1"/>
+    <w:compatSetting w:name="enableOpenTypeFeatures" w:uri="http://schemas.microsoft.com/office/word" w:val="1"/>
+    <w:compatSetting w:name="doNotFlipMirrorIndents" w:uri="http://schemas.microsoft.com/office/word" w:val="1"/>
+    <w:compatSetting w:name="differentiateMultirowTableHeaders" w:uri="http://schemas.microsoft.com/office/word" w:val="1"/>
+    <w:compatSetting w:name="useWord2013TrackBottomHyphenation" w:uri="http://schemas.microsoft.com/office/word" w:val="0"/>
+  </w:compat>
+  <w:rsids>
+    <w:rsidRoot w:val="00EB53D4"/>
+    <w:rsid w:val="00287AD9"/>
+    <w:rsid w:val="00BA1282"/>
+    <w:rsid w:val="00EB53D4"/>
+  </w:rsids>
+  <m:mathPr>
+    <m:mathFont m:val="Cambria Math"/>
+    <m:brkBin m:val="before"/>
+    <m:brkBinSub m:val="--"/>
+    <m:smallFrac m:val="0"/>
+    <m:dispDef/>
+    <m:lMargin m:val="0"/>
+    <m:rMargin m:val="0"/>
+    <m:defJc m:val="centerGroup"/>
+    <m:wrapIndent m:val="1440"/>
+    <m:intLim m:val="subSup"/>
+    <m:naryLim m:val="undOvr"/>
+  </m:mathPr>
+  <w:themeFontLang w:val="en-ID"/>
+  <w:clrSchemeMapping w:bg1="light1" w:t1="dark1" w:bg2="light2" w:t2="dark2" w:accent1="accent1" w:accent2="accent2" w:accent3="accent3" w:accent4="accent4" w:accent5="accent5" w:accent6="accent6" w:hyperlink="hyperlink" w:followedHyperlink="followedHyperlink"/>
+  <w:decimalSymbol w:val=","/>
+  <w:listSeparator w:val=";"/>
+  <w15:chartTrackingRefBased/>
+</w:settings>
+</file>
+
+<file path=word/glossary/styles.xml><?xml version="1.0" encoding="utf-8"?>
+<w:styles xmlns:mc="http://schemas.openxmlformats.org/markup-compatibility/2006" xmlns:r="http://schemas.openxmlformats.org/officeDocument/2006/relationships" xmlns:w="http://schemas.openxmlformats.org/wordprocessingml/2006/main" xmlns:w14="http://schemas.microsoft.com/office/word/2010/wordml" xmlns:w15="http://schemas.microsoft.com/office/word/2012/wordml" xmlns:w16cex="http://schemas.microsoft.com/office/word/2018/wordml/cex" xmlns:w16cid="http://schemas.microsoft.com/office/word/2016/wordml/cid" xmlns:w16="http://schemas.microsoft.com/office/word/2018/wordml" xmlns:w16sdtdh="http://schemas.microsoft.com/office/word/2020/wordml/sdtdatahash" xmlns:w16se="http://schemas.microsoft.com/office/word/2015/wordml/symex" mc:Ignorable="w14 w15 w16se w16cid w16 w16cex w16sdtdh">
+  <w:docDefaults>
+    <w:rPrDefault>
+      <w:rPr>
+        <w:rFonts w:asciiTheme="minorHAnsi" w:eastAsiaTheme="minorEastAsia" w:hAnsiTheme="minorHAnsi" w:cstheme="minorBidi"/>
+        <w:kern w:val="2"/>
+        <w:sz w:val="24"/>
+        <w:szCs w:val="24"/>
+        <w:lang w:val="en-ID" w:eastAsia="en-ID" w:bidi="ar-SA"/>
+        <w14:ligatures w14:val="standardContextual"/>
+      </w:rPr>
+    </w:rPrDefault>
+    <w:pPrDefault>
+      <w:pPr>
+        <w:spacing w:after="160" w:line="278" w:lineRule="auto"/>
+      </w:pPr>
+    </w:pPrDefault>
+  </w:docDefaults>
+  <w:latentStyles w:defLockedState="0" w:defUIPriority="99" w:defSemiHidden="0" w:defUnhideWhenUsed="0" w:defQFormat="0" w:count="376">
+    <w:lsdException w:name="Normal" w:uiPriority="0" w:qFormat="1"/>
+    <w:lsdException w:name="heading 1" w:uiPriority="9" w:qFormat="1"/>
+    <w:lsdException w:name="heading 2" w:semiHidden="1" w:uiPriority="9" w:unhideWhenUsed="1" w:qFormat="1"/>
+    <w:lsdException w:name="heading 3" w:semiHidden="1" w:uiPriority="9" w:unhideWhenUsed="1" w:qFormat="1"/>
+    <w:lsdException w:name="heading 4" w:semiHidden="1" w:uiPriority="9" w:unhideWhenUsed="1" w:qFormat="1"/>
+    <w:lsdException w:name="heading 5" w:semiHidden="1" w:uiPriority="9" w:unhideWhenUsed="1" w:qFormat="1"/>
+    <w:lsdException w:name="heading 6" w:semiHidden="1" w:uiPriority="9" w:unhideWhenUsed="1" w:qFormat="1"/>
+    <w:lsdException w:name="heading 7" w:semiHidden="1" w:uiPriority="9" w:unhideWhenUsed="1" w:qFormat="1"/>
+    <w:lsdException w:name="heading 8" w:semiHidden="1" w:uiPriority="9" w:unhideWhenUsed="1" w:qFormat="1"/>
+    <w:lsdException w:name="heading 9" w:semiHidden="1" w:uiPriority="9" w:unhideWhenUsed="1" w:qFormat="1"/>
+    <w:lsdException w:name="index 1" w:semiHidden="1" w:unhideWhenUsed="1"/>
+    <w:lsdException w:name="index 2" w:semiHidden="1" w:unhideWhenUsed="1"/>
+    <w:lsdException w:name="index 3" w:semiHidden="1" w:unhideWhenUsed="1"/>
+    <w:lsdException w:name="index 4" w:semiHidden="1" w:unhideWhenUsed="1"/>
+    <w:lsdException w:name="index 5" w:semiHidden="1" w:unhideWhenUsed="1"/>
+    <w:lsdException w:name="index 6" w:semiHidden="1" w:unhideWhenUsed="1"/>
+    <w:lsdException w:name="index 7" w:semiHidden="1" w:unhideWhenUsed="1"/>
+    <w:lsdException w:name="index 8" w:semiHidden="1" w:unhideWhenUsed="1"/>
+    <w:lsdException w:name="index 9" w:semiHidden="1" w:unhideWhenUsed="1"/>
+    <w:lsdException w:name="toc 1" w:semiHidden="1" w:uiPriority="39" w:unhideWhenUsed="1"/>
+    <w:lsdException w:name="toc 2" w:semiHidden="1" w:uiPriority="39" w:unhideWhenUsed="1"/>
+    <w:lsdException w:name="toc 3" w:semiHidden="1" w:uiPriority="39" w:unhideWhenUsed="1"/>
+    <w:lsdException w:name="toc 4" w:semiHidden="1" w:uiPriority="39" w:unhideWhenUsed="1"/>
+    <w:lsdException w:name="toc 5" w:semiHidden="1" w:uiPriority="39" w:unhideWhenUsed="1"/>
+    <w:lsdException w:name="toc 6" w:semiHidden="1" w:uiPriority="39" w:unhideWhenUsed="1"/>
+    <w:lsdException w:name="toc 7" w:semiHidden="1" w:uiPriority="39" w:unhideWhenUsed="1"/>
+    <w:lsdException w:name="toc 8" w:semiHidden="1" w:uiPriority="39" w:unhideWhenUsed="1"/>
+    <w:lsdException w:name="toc 9" w:semiHidden="1" w:uiPriority="39" w:unhideWhenUsed="1"/>
+    <w:lsdException w:name="Normal Indent" w:semiHidden="1" w:unhideWhenUsed="1"/>
+    <w:lsdException w:name="footnote text" w:semiHidden="1" w:unhideWhenUsed="1"/>
+    <w:lsdException w:name="annotation text" w:semiHidden="1" w:unhideWhenUsed="1"/>
+    <w:lsdException w:name="header" w:semiHidden="1" w:unhideWhenUsed="1"/>
+    <w:lsdException w:name="footer" w:semiHidden="1" w:unhideWhenUsed="1"/>
+    <w:lsdException w:name="index heading" w:semiHidden="1" w:unhideWhenUsed="1"/>
+    <w:lsdException w:name="caption" w:semiHidden="1" w:uiPriority="35" w:unhideWhenUsed="1" w:qFormat="1"/>
+    <w:lsdException w:name="table of figures" w:semiHidden="1" w:unhideWhenUsed="1"/>
+    <w:lsdException w:name="envelope address" w:semiHidden="1" w:unhideWhenUsed="1"/>
+    <w:lsdException w:name="envelope return" w:semiHidden="1" w:unhideWhenUsed="1"/>
+    <w:lsdException w:name="footnote reference" w:semiHidden="1" w:unhideWhenUsed="1"/>
+    <w:lsdException w:name="annotation reference" w:semiHidden="1" w:unhideWhenUsed="1"/>
+    <w:lsdException w:name="line number" w:semiHidden="1" w:unhideWhenUsed="1"/>
+    <w:lsdException w:name="page number" w:semiHidden="1" w:unhideWhenUsed="1"/>
+    <w:lsdException w:name="endnote reference" w:semiHidden="1" w:unhideWhenUsed="1"/>
+    <w:lsdException w:name="endnote text" w:semiHidden="1" w:unhideWhenUsed="1"/>
+    <w:lsdException w:name="table of authorities" w:semiHidden="1" w:unhideWhenUsed="1"/>
+    <w:lsdException w:name="macro" w:semiHidden="1" w:unhideWhenUsed="1"/>
+    <w:lsdException w:name="toa heading" w:semiHidden="1" w:unhideWhenUsed="1"/>
+    <w:lsdException w:name="List" w:semiHidden="1" w:unhideWhenUsed="1"/>
+    <w:lsdException w:name="List Bullet" w:semiHidden="1" w:unhideWhenUsed="1"/>
+    <w:lsdException w:name="List Number" w:semiHidden="1" w:unhideWhenUsed="1"/>
+    <w:lsdException w:name="List 2" w:semiHidden="1" w:unhideWhenUsed="1"/>
+    <w:lsdException w:name="List 3" w:semiHidden="1" w:unhideWhenUsed="1"/>
+    <w:lsdException w:name="List 4" w:semiHidden="1" w:unhideWhenUsed="1"/>
+    <w:lsdException w:name="List 5" w:semiHidden="1" w:unhideWhenUsed="1"/>
+    <w:lsdException w:name="List Bullet 2" w:semiHidden="1" w:unhideWhenUsed="1"/>
+    <w:lsdException w:name="List Bullet 3" w:semiHidden="1" w:unhideWhenUsed="1"/>
+    <w:lsdException w:name="List Bullet 4" w:semiHidden="1" w:unhideWhenUsed="1"/>
+    <w:lsdException w:name="List Bullet 5" w:semiHidden="1" w:unhideWhenUsed="1"/>
+    <w:lsdException w:name="List Number 2" w:semiHidden="1" w:unhideWhenUsed="1"/>
+    <w:lsdException w:name="List Number 3" w:semiHidden="1" w:unhideWhenUsed="1"/>
+    <w:lsdException w:name="List Number 4" w:semiHidden="1" w:unhideWhenUsed="1"/>
+    <w:lsdException w:name="List Number 5" w:semiHidden="1" w:unhideWhenUsed="1"/>
+    <w:lsdException w:name="Title" w:uiPriority="10" w:qFormat="1"/>
+    <w:lsdException w:name="Closing" w:semiHidden="1" w:unhideWhenUsed="1"/>
+    <w:lsdException w:name="Signature" w:semiHidden="1" w:unhideWhenUsed="1"/>
+    <w:lsdException w:name="Default Paragraph Font" w:semiHidden="1" w:uiPriority="1" w:unhideWhenUsed="1"/>
+    <w:lsdException w:name="Body Text" w:semiHidden="1" w:unhideWhenUsed="1"/>
+    <w:lsdException w:name="Body Text Indent" w:semiHidden="1" w:unhideWhenUsed="1"/>
+    <w:lsdException w:name="List Continue" w:semiHidden="1" w:unhideWhenUsed="1"/>
+    <w:lsdException w:name="List Continue 2" w:semiHidden="1" w:unhideWhenUsed="1"/>
+    <w:lsdException w:name="List Continue 3" w:semiHidden="1" w:unhideWhenUsed="1"/>
+    <w:lsdException w:name="List Continue 4" w:semiHidden="1" w:unhideWhenUsed="1"/>
+    <w:lsdException w:name="List Continue 5" w:semiHidden="1" w:unhideWhenUsed="1"/>
+    <w:lsdException w:name="Message Header" w:semiHidden="1" w:unhideWhenUsed="1"/>
+    <w:lsdException w:name="Subtitle" w:uiPriority="11" w:qFormat="1"/>
+    <w:lsdException w:name="Salutation" w:semiHidden="1" w:unhideWhenUsed="1"/>
+    <w:lsdException w:name="Date" w:semiHidden="1" w:unhideWhenUsed="1"/>
+    <w:lsdException w:name="Body Text First Indent" w:semiHidden="1" w:unhideWhenUsed="1"/>
+    <w:lsdException w:name="Body Text First Indent 2" w:semiHidden="1" w:unhideWhenUsed="1"/>
+    <w:lsdException w:name="Note Heading" w:semiHidden="1" w:unhideWhenUsed="1"/>
+    <w:lsdException w:name="Body Text 2" w:semiHidden="1" w:unhideWhenUsed="1"/>
+    <w:lsdException w:name="Body Text 3" w:semiHidden="1" w:unhideWhenUsed="1"/>
+    <w:lsdException w:name="Body Text Indent 2" w:semiHidden="1" w:unhideWhenUsed="1"/>
+    <w:lsdException w:name="Body Text Indent 3" w:semiHidden="1" w:unhideWhenUsed="1"/>
+    <w:lsdException w:name="Block Text" w:semiHidden="1" w:unhideWhenUsed="1"/>
+    <w:lsdException w:name="Hyperlink" w:semiHidden="1" w:unhideWhenUsed="1"/>
+    <w:lsdException w:name="FollowedHyperlink" w:semiHidden="1" w:unhideWhenUsed="1"/>
+    <w:lsdException w:name="Strong" w:uiPriority="22" w:qFormat="1"/>
+    <w:lsdException w:name="Emphasis" w:uiPriority="20" w:qFormat="1"/>
+    <w:lsdException w:name="Document Map" w:semiHidden="1" w:unhideWhenUsed="1"/>
+    <w:lsdException w:name="Plain Text" w:semiHidden="1" w:unhideWhenUsed="1"/>
+    <w:lsdException w:name="E-mail Signature" w:semiHidden="1" w:unhideWhenUsed="1"/>
+    <w:lsdException w:name="HTML Top of Form" w:semiHidden="1" w:unhideWhenUsed="1"/>
+    <w:lsdException w:name="HTML Bottom of Form" w:semiHidden="1" w:unhideWhenUsed="1"/>
+    <w:lsdException w:name="Normal (Web)" w:semiHidden="1" w:unhideWhenUsed="1"/>
+    <w:lsdException w:name="HTML Acronym" w:semiHidden="1" w:unhideWhenUsed="1"/>
+    <w:lsdException w:name="HTML Address" w:semiHidden="1" w:unhideWhenUsed="1"/>
+    <w:lsdException w:name="HTML Cite" w:semiHidden="1" w:unhideWhenUsed="1"/>
+    <w:lsdException w:name="HTML Code" w:semiHidden="1" w:unhideWhenUsed="1"/>
+    <w:lsdException w:name="HTML Definition" w:semiHidden="1" w:unhideWhenUsed="1"/>
+    <w:lsdException w:name="HTML Keyboard" w:semiHidden="1" w:unhideWhenUsed="1"/>
+    <w:lsdException w:name="HTML Preformatted" w:semiHidden="1" w:unhideWhenUsed="1"/>
+    <w:lsdException w:name="HTML Sample" w:semiHidden="1" w:unhideWhenUsed="1"/>
+    <w:lsdException w:name="HTML Typewriter" w:semiHidden="1" w:unhideWhenUsed="1"/>
+    <w:lsdException w:name="HTML Variable" w:semiHidden="1" w:unhideWhenUsed="1"/>
+    <w:lsdException w:name="Normal Table" w:semiHidden="1" w:unhideWhenUsed="1"/>
+    <w:lsdException w:name="annotation subject" w:semiHidden="1" w:unhideWhenUsed="1"/>
+    <w:lsdException w:name="No List" w:semiHidden="1" w:unhideWhenUsed="1"/>
+    <w:lsdException w:name="Outline List 1" w:semiHidden="1" w:unhideWhenUsed="1"/>
+    <w:lsdException w:name="Outline List 2" w:semiHidden="1" w:unhideWhenUsed="1"/>
+    <w:lsdException w:name="Outline List 3" w:semiHidden="1" w:unhideWhenUsed="1"/>
+    <w:lsdException w:name="Table Simple 1" w:semiHidden="1" w:unhideWhenUsed="1"/>
+    <w:lsdException w:name="Table Simple 2" w:semiHidden="1" w:unhideWhenUsed="1"/>
+    <w:lsdException w:name="Table Simple 3" w:semiHidden="1" w:unhideWhenUsed="1"/>
+    <w:lsdException w:name="Table Classic 1" w:semiHidden="1" w:unhideWhenUsed="1"/>
+    <w:lsdException w:name="Table Classic 2" w:semiHidden="1" w:unhideWhenUsed="1"/>
+    <w:lsdException w:name="Table Classic 3" w:semiHidden="1" w:unhideWhenUsed="1"/>
+    <w:lsdException w:name="Table Classic 4" w:semiHidden="1" w:unhideWhenUsed="1"/>
+    <w:lsdException w:name="Table Colorful 1" w:semiHidden="1" w:unhideWhenUsed="1"/>
+    <w:lsdException w:name="Table Colorful 2" w:semiHidden="1" w:unhideWhenUsed="1"/>
+    <w:lsdException w:name="Table Colorful 3" w:semiHidden="1" w:unhideWhenUsed="1"/>
+    <w:lsdException w:name="Table Columns 1" w:semiHidden="1" w:unhideWhenUsed="1"/>
+    <w:lsdException w:name="Table Columns 2" w:semiHidden="1" w:unhideWhenUsed="1"/>
+    <w:lsdException w:name="Table Columns 3" w:semiHidden="1" w:unhideWhenUsed="1"/>
+    <w:lsdException w:name="Table Columns 4" w:semiHidden="1" w:unhideWhenUsed="1"/>
+    <w:lsdException w:name="Table Columns 5" w:semiHidden="1" w:unhideWhenUsed="1"/>
+    <w:lsdException w:name="Table Grid 1" w:semiHidden="1" w:unhideWhenUsed="1"/>
+    <w:lsdException w:name="Table Grid 2" w:semiHidden="1" w:unhideWhenUsed="1"/>
+    <w:lsdException w:name="Table Grid 3" w:semiHidden="1" w:unhideWhenUsed="1"/>
+    <w:lsdException w:name="Table Grid 4" w:semiHidden="1" w:unhideWhenUsed="1"/>
+    <w:lsdException w:name="Table Grid 5" w:semiHidden="1" w:unhideWhenUsed="1"/>
+    <w:lsdException w:name="Table Grid 6" w:semiHidden="1" w:unhideWhenUsed="1"/>
+    <w:lsdException w:name="Table Grid 7" w:semiHidden="1" w:unhideWhenUsed="1"/>
+    <w:lsdException w:name="Table Grid 8" w:semiHidden="1" w:unhideWhenUsed="1"/>
+    <w:lsdException w:name="Table List 1" w:semiHidden="1" w:unhideWhenUsed="1"/>
+    <w:lsdException w:name="Table List 2" w:semiHidden="1" w:unhideWhenUsed="1"/>
+    <w:lsdException w:name="Table List 3" w:semiHidden="1" w:unhideWhenUsed="1"/>
+    <w:lsdException w:name="Table List 4" w:semiHidden="1" w:unhideWhenUsed="1"/>
+    <w:lsdException w:name="Table List 5" w:semiHidden="1" w:unhideWhenUsed="1"/>
+    <w:lsdException w:name="Table List 6" w:semiHidden="1" w:unhideWhenUsed="1"/>
+    <w:lsdException w:name="Table List 7" w:semiHidden="1" w:unhideWhenUsed="1"/>
+    <w:lsdException w:name="Table List 8" w:semiHidden="1" w:unhideWhenUsed="1"/>
+    <w:lsdException w:name="Table 3D effects 1" w:semiHidden="1" w:unhideWhenUsed="1"/>
+    <w:lsdException w:name="Table 3D effects 2" w:semiHidden="1" w:unhideWhenUsed="1"/>
+    <w:lsdException w:name="Table 3D effects 3" w:semiHidden="1" w:unhideWhenUsed="1"/>
+    <w:lsdException w:name="Table Contemporary" w:semiHidden="1" w:unhideWhenUsed="1"/>
+    <w:lsdException w:name="Table Elegant" w:semiHidden="1" w:unhideWhenUsed="1"/>
+    <w:lsdException w:name="Table Professional" w:semiHidden="1" w:unhideWhenUsed="1"/>
+    <w:lsdException w:name="Table Subtle 1" w:semiHidden="1" w:unhideWhenUsed="1"/>
+    <w:lsdException w:name="Table Subtle 2" w:semiHidden="1" w:unhideWhenUsed="1"/>
+    <w:lsdException w:name="Table Web 1" w:semiHidden="1" w:unhideWhenUsed="1"/>
+    <w:lsdException w:name="Table Web 2" w:semiHidden="1" w:unhideWhenUsed="1"/>
+    <w:lsdException w:name="Table Web 3" w:semiHidden="1" w:unhideWhenUsed="1"/>
+    <w:lsdException w:name="Balloon Text" w:semiHidden="1" w:unhideWhenUsed="1"/>
+    <w:lsdException w:name="Table Grid" w:uiPriority="39"/>
+    <w:lsdException w:name="Table Theme" w:semiHidden="1" w:unhideWhenUsed="1"/>
+    <w:lsdException w:name="Placeholder Text" w:semiHidden="1"/>
+    <w:lsdException w:name="No Spacing" w:uiPriority="1" w:qFormat="1"/>
+    <w:lsdException w:name="Light Shading" w:uiPriority="60"/>
+    <w:lsdException w:name="Light List" w:uiPriority="61"/>
+    <w:lsdException w:name="Light Grid" w:uiPriority="62"/>
+    <w:lsdException w:name="Medium Shading 1" w:uiPriority="63"/>
+    <w:lsdException w:name="Medium Shading 2" w:uiPriority="64"/>
+    <w:lsdException w:name="Medium List 1" w:uiPriority="65"/>
+    <w:lsdException w:name="Medium List 2" w:uiPriority="66"/>
+    <w:lsdException w:name="Medium Grid 1" w:uiPriority="67"/>
+    <w:lsdException w:name="Medium Grid 2" w:uiPriority="68"/>
+    <w:lsdException w:name="Medium Grid 3" w:uiPriority="69"/>
+    <w:lsdException w:name="Dark List" w:uiPriority="70"/>
+    <w:lsdException w:name="Colorful Shading" w:uiPriority="71"/>
+    <w:lsdException w:name="Colorful List" w:uiPriority="72"/>
+    <w:lsdException w:name="Colorful Grid" w:uiPriority="73"/>
+    <w:lsdException w:name="Light Shading Accent 1" w:uiPriority="60"/>
+    <w:lsdException w:name="Light List Accent 1" w:uiPriority="61"/>
+    <w:lsdException w:name="Light Grid Accent 1" w:uiPriority="62"/>
+    <w:lsdException w:name="Medium Shading 1 Accent 1" w:uiPriority="63"/>
+    <w:lsdException w:name="Medium Shading 2 Accent 1" w:uiPriority="64"/>
+    <w:lsdException w:name="Medium List 1 Accent 1" w:uiPriority="65"/>
+    <w:lsdException w:name="Revision" w:semiHidden="1"/>
+    <w:lsdException w:name="List Paragraph" w:uiPriority="34" w:qFormat="1"/>
+    <w:lsdException w:name="Quote" w:uiPriority="29" w:qFormat="1"/>
+    <w:lsdException w:name="Intense Quote" w:uiPriority="30" w:qFormat="1"/>
+    <w:lsdException w:name="Medium List 2 Accent 1" w:uiPriority="66"/>
+    <w:lsdException w:name="Medium Grid 1 Accent 1" w:uiPriority="67"/>
+    <w:lsdException w:name="Medium Grid 2 Accent 1" w:uiPriority="68"/>
+    <w:lsdException w:name="Medium Grid 3 Accent 1" w:uiPriority="69"/>
+    <w:lsdException w:name="Dark List Accent 1" w:uiPriority="70"/>
+    <w:lsdException w:name="Colorful Shading Accent 1" w:uiPriority="71"/>
+    <w:lsdException w:name="Colorful List Accent 1" w:uiPriority="72"/>
+    <w:lsdException w:name="Colorful Grid Accent 1" w:uiPriority="73"/>
+    <w:lsdException w:name="Light Shading Accent 2" w:uiPriority="60"/>
+    <w:lsdException w:name="Light List Accent 2" w:uiPriority="61"/>
+    <w:lsdException w:name="Light Grid Accent 2" w:uiPriority="62"/>
+    <w:lsdException w:name="Medium Shading 1 Accent 2" w:uiPriority="63"/>
+    <w:lsdException w:name="Medium Shading 2 Accent 2" w:uiPriority="64"/>
+    <w:lsdException w:name="Medium List 1 Accent 2" w:uiPriority="65"/>
+    <w:lsdException w:name="Medium List 2 Accent 2" w:uiPriority="66"/>
+    <w:lsdException w:name="Medium Grid 1 Accent 2" w:uiPriority="67"/>
+    <w:lsdException w:name="Medium Grid 2 Accent 2" w:uiPriority="68"/>
+    <w:lsdException w:name="Medium Grid 3 Accent 2" w:uiPriority="69"/>
+    <w:lsdException w:name="Dark List Accent 2" w:uiPriority="70"/>
+    <w:lsdException w:name="Colorful Shading Accent 2" w:uiPriority="71"/>
+    <w:lsdException w:name="Colorful List Accent 2" w:uiPriority="72"/>
+    <w:lsdException w:name="Colorful Grid Accent 2" w:uiPriority="73"/>
+    <w:lsdException w:name="Light Shading Accent 3" w:uiPriority="60"/>
+    <w:lsdException w:name="Light List Accent 3" w:uiPriority="61"/>
+    <w:lsdException w:name="Light Grid Accent 3" w:uiPriority="62"/>
+    <w:lsdException w:name="Medium Shading 1 Accent 3" w:uiPriority="63"/>
+    <w:lsdException w:name="Medium Shading 2 Accent 3" w:uiPriority="64"/>
+    <w:lsdException w:name="Medium List 1 Accent 3" w:uiPriority="65"/>
+    <w:lsdException w:name="Medium List 2 Accent 3" w:uiPriority="66"/>
+    <w:lsdException w:name="Medium Grid 1 Accent 3" w:uiPriority="67"/>
+    <w:lsdException w:name="Medium Grid 2 Accent 3" w:uiPriority="68"/>
+    <w:lsdException w:name="Medium Grid 3 Accent 3" w:uiPriority="69"/>
+    <w:lsdException w:name="Dark List Accent 3" w:uiPriority="70"/>
+    <w:lsdException w:name="Colorful Shading Accent 3" w:uiPriority="71"/>
+    <w:lsdException w:name="Colorful List Accent 3" w:uiPriority="72"/>
+    <w:lsdException w:name="Colorful Grid Accent 3" w:uiPriority="73"/>
+    <w:lsdException w:name="Light Shading Accent 4" w:uiPriority="60"/>
+    <w:lsdException w:name="Light List Accent 4" w:uiPriority="61"/>
+    <w:lsdException w:name="Light Grid Accent 4" w:uiPriority="62"/>
+    <w:lsdException w:name="Medium Shading 1 Accent 4" w:uiPriority="63"/>
+    <w:lsdException w:name="Medium Shading 2 Accent 4" w:uiPriority="64"/>
+    <w:lsdException w:name="Medium List 1 Accent 4" w:uiPriority="65"/>
+    <w:lsdException w:name="Medium List 2 Accent 4" w:uiPriority="66"/>
+    <w:lsdException w:name="Medium Grid 1 Accent 4" w:uiPriority="67"/>
+    <w:lsdException w:name="Medium Grid 2 Accent 4" w:uiPriority="68"/>
+    <w:lsdException w:name="Medium Grid 3 Accent 4" w:uiPriority="69"/>
+    <w:lsdException w:name="Dark List Accent 4" w:uiPriority="70"/>
+    <w:lsdException w:name="Colorful Shading Accent 4" w:uiPriority="71"/>
+    <w:lsdException w:name="Colorful List Accent 4" w:uiPriority="72"/>
+    <w:lsdException w:name="Colorful Grid Accent 4" w:uiPriority="73"/>
+    <w:lsdException w:name="Light Shading Accent 5" w:uiPriority="60"/>
+    <w:lsdException w:name="Light List Accent 5" w:uiPriority="61"/>
+    <w:lsdException w:name="Light Grid Accent 5" w:uiPriority="62"/>
+    <w:lsdException w:name="Medium Shading 1 Accent 5" w:uiPriority="63"/>
+    <w:lsdException w:name="Medium Shading 2 Accent 5" w:uiPriority="64"/>
+    <w:lsdException w:name="Medium List 1 Accent 5" w:uiPriority="65"/>
+    <w:lsdException w:name="Medium List 2 Accent 5" w:uiPriority="66"/>
+    <w:lsdException w:name="Medium Grid 1 Accent 5" w:uiPriority="67"/>
+    <w:lsdException w:name="Medium Grid 2 Accent 5" w:uiPriority="68"/>
+    <w:lsdException w:name="Medium Grid 3 Accent 5" w:uiPriority="69"/>
+    <w:lsdException w:name="Dark List Accent 5" w:uiPriority="70"/>
+    <w:lsdException w:name="Colorful Shading Accent 5" w:uiPriority="71"/>
+    <w:lsdException w:name="Colorful List Accent 5" w:uiPriority="72"/>
+    <w:lsdException w:name="Colorful Grid Accent 5" w:uiPriority="73"/>
+    <w:lsdException w:name="Light Shading Accent 6" w:uiPriority="60"/>
+    <w:lsdException w:name="Light List Accent 6" w:uiPriority="61"/>
+    <w:lsdException w:name="Light Grid Accent 6" w:uiPriority="62"/>
+    <w:lsdException w:name="Medium Shading 1 Accent 6" w:uiPriority="63"/>
+    <w:lsdException w:name="Medium Shading 2 Accent 6" w:uiPriority="64"/>
+    <w:lsdException w:name="Medium List 1 Accent 6" w:uiPriority="65"/>
+    <w:lsdException w:name="Medium List 2 Accent 6" w:uiPriority="66"/>
+    <w:lsdException w:name="Medium Grid 1 Accent 6" w:uiPriority="67"/>
+    <w:lsdException w:name="Medium Grid 2 Accent 6" w:uiPriority="68"/>
+    <w:lsdException w:name="Medium Grid 3 Accent 6" w:uiPriority="69"/>
+    <w:lsdException w:name="Dark List Accent 6" w:uiPriority="70"/>
+    <w:lsdException w:name="Colorful Shading Accent 6" w:uiPriority="71"/>
+    <w:lsdException w:name="Colorful List Accent 6" w:uiPriority="72"/>
+    <w:lsdException w:name="Colorful Grid Accent 6" w:uiPriority="73"/>
+    <w:lsdException w:name="Subtle Emphasis" w:uiPriority="19" w:qFormat="1"/>
+    <w:lsdException w:name="Intense Emphasis" w:uiPriority="21" w:qFormat="1"/>
+    <w:lsdException w:name="Subtle Reference" w:uiPriority="31" w:qFormat="1"/>
+    <w:lsdException w:name="Intense Reference" w:uiPriority="32" w:qFormat="1"/>
+    <w:lsdException w:name="Book Title" w:uiPriority="33" w:qFormat="1"/>
+    <w:lsdException w:name="Bibliography" w:semiHidden="1" w:uiPriority="37" w:unhideWhenUsed="1"/>
+    <w:lsdException w:name="TOC Heading" w:semiHidden="1" w:uiPriority="39" w:unhideWhenUsed="1" w:qFormat="1"/>
+    <w:lsdException w:name="Plain Table 1" w:uiPriority="41"/>
+    <w:lsdException w:name="Plain Table 2" w:uiPriority="42"/>
+    <w:lsdException w:name="Plain Table 3" w:uiPriority="43"/>
+    <w:lsdException w:name="Plain Table 4" w:uiPriority="44"/>
+    <w:lsdException w:name="Plain Table 5" w:uiPriority="45"/>
+    <w:lsdException w:name="Grid Table Light" w:uiPriority="40"/>
+    <w:lsdException w:name="Grid Table 1 Light" w:uiPriority="46"/>
+    <w:lsdException w:name="Grid Table 2" w:uiPriority="47"/>
+    <w:lsdException w:name="Grid Table 3" w:uiPriority="48"/>
+    <w:lsdException w:name="Grid Table 4" w:uiPriority="49"/>
+    <w:lsdException w:name="Grid Table 5 Dark" w:uiPriority="50"/>
+    <w:lsdException w:name="Grid Table 6 Colorful" w:uiPriority="51"/>
+    <w:lsdException w:name="Grid Table 7 Colorful" w:uiPriority="52"/>
+    <w:lsdException w:name="Grid Table 1 Light Accent 1" w:uiPriority="46"/>
+    <w:lsdException w:name="Grid Table 2 Accent 1" w:uiPriority="47"/>
+    <w:lsdException w:name="Grid Table 3 Accent 1" w:uiPriority="48"/>
+    <w:lsdException w:name="Grid Table 4 Accent 1" w:uiPriority="49"/>
+    <w:lsdException w:name="Grid Table 5 Dark Accent 1" w:uiPriority="50"/>
+    <w:lsdException w:name="Grid Table 6 Colorful Accent 1" w:uiPriority="51"/>
+    <w:lsdException w:name="Grid Table 7 Colorful Accent 1" w:uiPriority="52"/>
+    <w:lsdException w:name="Grid Table 1 Light Accent 2" w:uiPriority="46"/>
+    <w:lsdException w:name="Grid Table 2 Accent 2" w:uiPriority="47"/>
+    <w:lsdException w:name="Grid Table 3 Accent 2" w:uiPriority="48"/>
+    <w:lsdException w:name="Grid Table 4 Accent 2" w:uiPriority="49"/>
+    <w:lsdException w:name="Grid Table 5 Dark Accent 2" w:uiPriority="50"/>
+    <w:lsdException w:name="Grid Table 6 Colorful Accent 2" w:uiPriority="51"/>
+    <w:lsdException w:name="Grid Table 7 Colorful Accent 2" w:uiPriority="52"/>
+    <w:lsdException w:name="Grid Table 1 Light Accent 3" w:uiPriority="46"/>
+    <w:lsdException w:name="Grid Table 2 Accent 3" w:uiPriority="47"/>
+    <w:lsdException w:name="Grid Table 3 Accent 3" w:uiPriority="48"/>
+    <w:lsdException w:name="Grid Table 4 Accent 3" w:uiPriority="49"/>
+    <w:lsdException w:name="Grid Table 5 Dark Accent 3" w:uiPriority="50"/>
+    <w:lsdException w:name="Grid Table 6 Colorful Accent 3" w:uiPriority="51"/>
+    <w:lsdException w:name="Grid Table 7 Colorful Accent 3" w:uiPriority="52"/>
+    <w:lsdException w:name="Grid Table 1 Light Accent 4" w:uiPriority="46"/>
+    <w:lsdException w:name="Grid Table 2 Accent 4" w:uiPriority="47"/>
+    <w:lsdException w:name="Grid Table 3 Accent 4" w:uiPriority="48"/>
+    <w:lsdException w:name="Grid Table 4 Accent 4" w:uiPriority="49"/>
+    <w:lsdException w:name="Grid Table 5 Dark Accent 4" w:uiPriority="50"/>
+    <w:lsdException w:name="Grid Table 6 Colorful Accent 4" w:uiPriority="51"/>
+    <w:lsdException w:name="Grid Table 7 Colorful Accent 4" w:uiPriority="52"/>
+    <w:lsdException w:name="Grid Table 1 Light Accent 5" w:uiPriority="46"/>
+    <w:lsdException w:name="Grid Table 2 Accent 5" w:uiPriority="47"/>
+    <w:lsdException w:name="Grid Table 3 Accent 5" w:uiPriority="48"/>
+    <w:lsdException w:name="Grid Table 4 Accent 5" w:uiPriority="49"/>
+    <w:lsdException w:name="Grid Table 5 Dark Accent 5" w:uiPriority="50"/>
+    <w:lsdException w:name="Grid Table 6 Colorful Accent 5" w:uiPriority="51"/>
+    <w:lsdException w:name="Grid Table 7 Colorful Accent 5" w:uiPriority="52"/>
+    <w:lsdException w:name="Grid Table 1 Light Accent 6" w:uiPriority="46"/>
+    <w:lsdException w:name="Grid Table 2 Accent 6" w:uiPriority="47"/>
+    <w:lsdException w:name="Grid Table 3 Accent 6" w:uiPriority="48"/>
+    <w:lsdException w:name="Grid Table 4 Accent 6" w:uiPriority="49"/>
+    <w:lsdException w:name="Grid Table 5 Dark Accent 6" w:uiPriority="50"/>
+    <w:lsdException w:name="Grid Table 6 Colorful Accent 6" w:uiPriority="51"/>
+    <w:lsdException w:name="Grid Table 7 Colorful Accent 6" w:uiPriority="52"/>
+    <w:lsdException w:name="List Table 1 Light" w:uiPriority="46"/>
+    <w:lsdException w:name="List Table 2" w:uiPriority="47"/>
+    <w:lsdException w:name="List Table 3" w:uiPriority="48"/>
+    <w:lsdException w:name="List Table 4" w:uiPriority="49"/>
+    <w:lsdException w:name="List Table 5 Dark" w:uiPriority="50"/>
+    <w:lsdException w:name="List Table 6 Colorful" w:uiPriority="51"/>
+    <w:lsdException w:name="List Table 7 Colorful" w:uiPriority="52"/>
+    <w:lsdException w:name="List Table 1 Light Accent 1" w:uiPriority="46"/>
+    <w:lsdException w:name="List Table 2 Accent 1" w:uiPriority="47"/>
+    <w:lsdException w:name="List Table 3 Accent 1" w:uiPriority="48"/>
+    <w:lsdException w:name="List Table 4 Accent 1" w:uiPriority="49"/>
+    <w:lsdException w:name="List Table 5 Dark Accent 1" w:uiPriority="50"/>
+    <w:lsdException w:name="List Table 6 Colorful Accent 1" w:uiPriority="51"/>
+    <w:lsdException w:name="List Table 7 Colorful Accent 1" w:uiPriority="52"/>
+    <w:lsdException w:name="List Table 1 Light Accent 2" w:uiPriority="46"/>
+    <w:lsdException w:name="List Table 2 Accent 2" w:uiPriority="47"/>
+    <w:lsdException w:name="List Table 3 Accent 2" w:uiPriority="48"/>
+    <w:lsdException w:name="List Table 4 Accent 2" w:uiPriority="49"/>
+    <w:lsdException w:name="List Table 5 Dark Accent 2" w:uiPriority="50"/>
+    <w:lsdException w:name="List Table 6 Colorful Accent 2" w:uiPriority="51"/>
+    <w:lsdException w:name="List Table 7 Colorful Accent 2" w:uiPriority="52"/>
+    <w:lsdException w:name="List Table 1 Light Accent 3" w:uiPriority="46"/>
+    <w:lsdException w:name="List Table 2 Accent 3" w:uiPriority="47"/>
+    <w:lsdException w:name="List Table 3 Accent 3" w:uiPriority="48"/>
+    <w:lsdException w:name="List Table 4 Accent 3" w:uiPriority="49"/>
+    <w:lsdException w:name="List Table 5 Dark Accent 3" w:uiPriority="50"/>
+    <w:lsdException w:name="List Table 6 Colorful Accent 3" w:uiPriority="51"/>
+    <w:lsdException w:name="List Table 7 Colorful Accent 3" w:uiPriority="52"/>
+    <w:lsdException w:name="List Table 1 Light Accent 4" w:uiPriority="46"/>
+    <w:lsdException w:name="List Table 2 Accent 4" w:uiPriority="47"/>
+    <w:lsdException w:name="List Table 3 Accent 4" w:uiPriority="48"/>
+    <w:lsdException w:name="List Table 4 Accent 4" w:uiPriority="49"/>
+    <w:lsdException w:name="List Table 5 Dark Accent 4" w:uiPriority="50"/>
+    <w:lsdException w:name="List Table 6 Colorful Accent 4" w:uiPriority="51"/>
+    <w:lsdException w:name="List Table 7 Colorful Accent 4" w:uiPriority="52"/>
+    <w:lsdException w:name="List Table 1 Light Accent 5" w:uiPriority="46"/>
+    <w:lsdException w:name="List Table 2 Accent 5" w:uiPriority="47"/>
+    <w:lsdException w:name="List Table 3 Accent 5" w:uiPriority="48"/>
+    <w:lsdException w:name="List Table 4 Accent 5" w:uiPriority="49"/>
+    <w:lsdException w:name="List Table 5 Dark Accent 5" w:uiPriority="50"/>
+    <w:lsdException w:name="List Table 6 Colorful Accent 5" w:uiPriority="51"/>
+    <w:lsdException w:name="List Table 7 Colorful Accent 5" w:uiPriority="52"/>
+    <w:lsdException w:name="List Table 1 Light Accent 6" w:uiPriority="46"/>
+    <w:lsdException w:name="List Table 2 Accent 6" w:uiPriority="47"/>
+    <w:lsdException w:name="List Table 3 Accent 6" w:uiPriority="48"/>
+    <w:lsdException w:name="List Table 4 Accent 6" w:uiPriority="49"/>
+    <w:lsdException w:name="List Table 5 Dark Accent 6" w:uiPriority="50"/>
+    <w:lsdException w:name="List Table 6 Colorful Accent 6" w:uiPriority="51"/>
+    <w:lsdException w:name="List Table 7 Colorful Accent 6" w:uiPriority="52"/>
+    <w:lsdException w:name="Mention" w:semiHidden="1" w:unhideWhenUsed="1"/>
+    <w:lsdException w:name="Smart Hyperlink" w:semiHidden="1" w:unhideWhenUsed="1"/>
+    <w:lsdException w:name="Hashtag" w:semiHidden="1" w:unhideWhenUsed="1"/>
+    <w:lsdException w:name="Unresolved Mention" w:semiHidden="1" w:unhideWhenUsed="1"/>
+    <w:lsdException w:name="Smart Link" w:semiHidden="1" w:unhideWhenUsed="1"/>
+  </w:latentStyles>
+  <w:style w:type="paragraph" w:default="1" w:styleId="Normal">
+    <w:name w:val="Normal"/>
+    <w:qFormat/>
+  </w:style>
+  <w:style w:type="character" w:default="1" w:styleId="DefaultParagraphFont">
+    <w:name w:val="Default Paragraph Font"/>
+    <w:uiPriority w:val="1"/>
+    <w:semiHidden/>
+    <w:unhideWhenUsed/>
+  </w:style>
+  <w:style w:type="table" w:default="1" w:styleId="TableNormal">
+    <w:name w:val="Normal Table"/>
+    <w:uiPriority w:val="99"/>
+    <w:semiHidden/>
+    <w:unhideWhenUsed/>
+    <w:tblPr>
+      <w:tblInd w:w="0" w:type="dxa"/>
+      <w:tblCellMar>
+        <w:top w:w="0" w:type="dxa"/>
+        <w:left w:w="108" w:type="dxa"/>
+        <w:bottom w:w="0" w:type="dxa"/>
+        <w:right w:w="108" w:type="dxa"/>
+      </w:tblCellMar>
+    </w:tblPr>
+  </w:style>
+  <w:style w:type="numbering" w:default="1" w:styleId="NoList">
+    <w:name w:val="No List"/>
+    <w:uiPriority w:val="99"/>
+    <w:semiHidden/>
+    <w:unhideWhenUsed/>
+  </w:style>
+  <w:style w:type="character" w:styleId="PlaceholderText">
+    <w:name w:val="Placeholder Text"/>
+    <w:uiPriority w:val="99"/>
+    <w:unhideWhenUsed/>
+    <w:rsid w:val="00EB53D4"/>
+    <w:rPr>
+      <w:color w:val="808080"/>
+    </w:rPr>
+  </w:style>
+</w:styles>
+</file>
+
+<file path=word/glossary/webSettings.xml><?xml version="1.0" encoding="utf-8"?>
+<w:webSettings xmlns:mc="http://schemas.openxmlformats.org/markup-compatibility/2006" xmlns:r="http://schemas.openxmlformats.org/officeDocument/2006/relationships" xmlns:w="http://schemas.openxmlformats.org/wordprocessingml/2006/main" xmlns:w14="http://schemas.microsoft.com/office/word/2010/wordml" xmlns:w15="http://schemas.microsoft.com/office/word/2012/wordml" xmlns:w16cex="http://schemas.microsoft.com/office/word/2018/wordml/cex" xmlns:w16cid="http://schemas.microsoft.com/office/word/2016/wordml/cid" xmlns:w16="http://schemas.microsoft.com/office/word/2018/wordml" xmlns:w16sdtdh="http://schemas.microsoft.com/office/word/2020/wordml/sdtdatahash" xmlns:w16se="http://schemas.microsoft.com/office/word/2015/wordml/symex" mc:Ignorable="w14 w15 w16se w16cid w16 w16cex w16sdtdh">
+  <w:optimizeForBrowser/>
+  <w:allowPNG/>
+</w:webSettings>
+</file>
+
 <file path=word/theme/theme1.xml><?xml version="1.0" encoding="utf-8"?>
 <a:theme xmlns:a="http://schemas.openxmlformats.org/drawingml/2006/main" name="Office Theme">
   <a:themeElements>
@@ -25140,6 +26035,31 @@
     </a:ext>
   </a:extLst>
 </a:theme>
+</file>
+
+<file path=word/webextensions/taskpanes.xml><?xml version="1.0" encoding="utf-8"?>
+<wetp:taskpanes xmlns:wetp="http://schemas.microsoft.com/office/webextensions/taskpanes/2010/11">
+  <wetp:taskpane dockstate="right" visibility="0" width="350" row="0">
+    <wetp:webextensionref xmlns:r="http://schemas.openxmlformats.org/officeDocument/2006/relationships" r:id="rId1"/>
+  </wetp:taskpane>
+</wetp:taskpanes>
+</file>
+
+<file path=word/webextensions/webextension1.xml><?xml version="1.0" encoding="utf-8"?>
+<we:webextension xmlns:we="http://schemas.microsoft.com/office/webextensions/webextension/2010/11" id="{E8627AF0-474E-4C16-B2B5-0CA8576D39CA}">
+  <we:reference id="wa104382081" version="1.55.1.0" store="en-US" storeType="OMEX"/>
+  <we:alternateReferences>
+    <we:reference id="WA104382081" version="1.55.1.0" store="WA104382081" storeType="OMEX"/>
+  </we:alternateReferences>
+  <we:properties>
+    <we:property name="MENDELEY_BIBLIOGRAPHY_IS_DIRTY" value="false"/>
+    <we:property name="MENDELEY_BIBLIOGRAPHY_LAST_MODIFIED" value="1760705128812"/>
+    <we:property name="MENDELEY_CITATIONS" value="[{&quot;citationID&quot;:&quot;MENDELEY_CITATION_ad3ae86e-8aeb-417e-b50c-c9b6ef81762b&quot;,&quot;properties&quot;:{&quot;noteIndex&quot;:0},&quot;isEdited&quot;:false,&quot;manualOverride&quot;:{&quot;isManuallyOverridden&quot;:false,&quot;citeprocText&quot;:&quot;[1]&quot;,&quot;manualOverrideText&quot;:&quot;&quot;},&quot;citationTag&quot;:&quot;MENDELEY_CITATION_v3_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&quot;,&quot;citationItems&quot;:[{&quot;id&quot;:&quot;dd8b4faf-8f49-3e46-9bb4-5d1bc9db7b2e&quot;,&quot;itemData&quot;:{&quot;type&quot;:&quot;book&quot;,&quot;id&quot;:&quot;dd8b4faf-8f49-3e46-9bb4-5d1bc9db7b2e&quot;,&quot;title&quot;:&quot;World malaria report 2024: addressing inequity in the global malaria response&quot;,&quot;author&quot;:[{&quot;family&quot;:&quot;Organization&quot;,&quot;given&quot;:&quot;World Health&quot;,&quot;parse-names&quot;:false,&quot;dropping-particle&quot;:&quot;&quot;,&quot;non-dropping-particle&quot;:&quot;&quot;}],&quot;chapter-number&quot;:&quot;xxi, 293 p.&quot;,&quot;ISBN&quot;:&quot;9789240104440 (electronic version)&quot;,&quot;URL&quot;:&quot;https://iris.who.int/handle/10665/379751&quot;,&quot;issued&quot;:{&quot;date-parts&quot;:[[2024]]},&quot;publisher-place&quot;:&quot;Geneva&quot;,&quot;language&quot;:&quot;en&quot;,&quot;publisher&quot;:&quot;World Health Organization&quot;,&quot;container-title-short&quot;:&quot;&quot;},&quot;isTemporary&quot;:false}]},{&quot;citationID&quot;:&quot;MENDELEY_CITATION_62a81681-3052-4e2e-a727-3a93c75c8ac2&quot;,&quot;properties&quot;:{&quot;noteIndex&quot;:0},&quot;isEdited&quot;:false,&quot;manualOverride&quot;:{&quot;isManuallyOverridden&quot;:false,&quot;citeprocText&quot;:&quot;[2]&quot;,&quot;manualOverrideText&quot;:&quot;&quot;},&quot;citationTag&quot;:&quot;MENDELEY_CITATION_v3_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&quot;,&quot;citationItems&quot;:[{&quot;id&quot;:&quot;0913080f-8671-360f-8783-b90aaae9c04b&quot;,&quot;itemData&quot;:{&quot;type&quot;:&quot;report&quot;,&quot;id&quot;:&quot;0913080f-8671-360f-8783-b90aaae9c04b&quot;,&quot;title&quot;:&quot;Global technical strategy for malaria 2016–2030, 2021 update&quot;,&quot;author&quot;:[{&quot;family&quot;:&quot;World Health Organization&quot;,&quot;given&quot;:&quot;&quot;,&quot;parse-names&quot;:false,&quot;dropping-particle&quot;:&quot;&quot;,&quot;non-dropping-particle&quot;:&quot;&quot;}],&quot;accessed&quot;:{&quot;date-parts&quot;:[[2025,5,23]]},&quot;ISBN&quot;:&quot;978-92-4-003136-4&quot;,&quot;URL&quot;:&quot;https://www.who.int/publications/i/item/9789240031357&quot;,&quot;issued&quot;:{&quot;date-parts&quot;:[[2021]]},&quot;container-title-short&quot;:&quot;&quot;},&quot;isTemporary&quot;:false}]},{&quot;citationID&quot;:&quot;MENDELEY_CITATION_f75f72ce-1920-4808-9948-a7c664de3c63&quot;,&quot;properties&quot;:{&quot;noteIndex&quot;:0},&quot;isEdited&quot;:false,&quot;manualOverride&quot;:{&quot;isManuallyOverridden&quot;:false,&quot;citeprocText&quot;:&quot;[3]&quot;,&quot;manualOverrideText&quot;:&quot;&quot;},&quot;citationTag&quot;:&quot;MENDELEY_CITATION_v3_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&quot;,&quot;citationItems&quot;:[{&quot;id&quot;:&quot;dbc58e4f-4b80-308d-b56f-04cb2c1e252c&quot;,&quot;itemData&quot;:{&quot;type&quot;:&quot;article&quot;,&quot;id&quot;:&quot;dbc58e4f-4b80-308d-b56f-04cb2c1e252c&quot;,&quot;title&quot;:&quot;Combating Malaria with Vaccines: Insights from the One Health Framework&quot;,&quot;author&quot;:[{&quot;family&quot;:&quot;Sutanto&quot;,&quot;given&quot;:&quot;Henry&quot;,&quot;parse-names&quot;:false,&quot;dropping-particle&quot;:&quot;&quot;,&quot;non-dropping-particle&quot;:&quot;&quot;}],&quot;container-title&quot;:&quot;Acta Microbiologica Hellenica (Switzerland)&quot;,&quot;DOI&quot;:&quot;10.3390/amh69030015&quot;,&quot;ISSN&quot;:&quot;28139054&quot;,&quot;issued&quot;:{&quot;date-parts&quot;:[[2024,9,1]]},&quot;page&quot;:&quot;153-166&quot;,&quot;abstract&quot;:&quot;Malaria remains a leading cause of morbidity and mortality worldwide, with significant efforts directed towards developing effective vaccines to curb its impact. The One Health concept, recognizing the interconnectedness of human, animal, and environmental health, offers a comprehensive approach to understanding and combating this disease. This review examines the development of malaria vaccine through the lens of the One Health framework, highlighting the integration of human, vector, and environmental factors in the fight against malaria. We discuss the current landscape of malaria vaccine development, including the deployment of the RTS,S/AS01 vaccine and the progress of other candidates such as the R21/Matrix-M and PfSPZ vaccine. The challenges posed by the complex lifecycle of the malaria parasite, its genetic diversity, and the environmental factors influencing transmission are explored. This review also discusses emerging technologies and innovations that could enhance vaccine efficacy and delivery. Additionally, we consider ethical, social, and economic factors critical to the successful implementation of vaccination programs. In concluding, this review underscores the importance of adopting a One Health approach to malaria vaccine development, advocating for integrated efforts to address the multifaceted challenges of malaria control and eradication.&quot;,&quot;publisher&quot;:&quot;Multidisciplinary Digital Publishing Institute (MDPI)&quot;,&quot;issue&quot;:&quot;3&quot;,&quot;volume&quot;:&quot;69&quot;,&quot;container-title-short&quot;:&quot;&quot;},&quot;isTemporary&quot;:false}]}]"/>
+    <we:property name="MENDELEY_CITATIONS_STYLE" value="{&quot;id&quot;:&quot;https://www.zotero.org/styles/ieee&quot;,&quot;title&quot;:&quot;IEEE&quot;,&quot;format&quot;:&quot;numeric&quot;,&quot;defaultLocale&quot;:null,&quot;isLocaleCodeValid&quot;:true}"/>
+  </we:properties>
+  <we:bindings/>
+  <we:snapshot xmlns:r="http://schemas.openxmlformats.org/officeDocument/2006/relationships"/>
+</we:webextension>
 </file>
 
 <file path=customXml/item1.xml><?xml version="1.0" encoding="utf-8"?>
